--- a/docs/lista_louvores/Textos_Louvores/REINA EM MIM.docx
+++ b/docs/lista_louvores/Textos_Louvores/REINA EM MIM.docx
@@ -4,734 +4,488 @@
   <w:body>
     <w:p>
       <w:pPr>
-        <w:pStyle w:val="PargrafodaLista"/>
-        <w:numPr>
-          <w:ilvl w:val="0"/>
-          <w:numId w:val="1"/>
-        </w:numPr>
-        <w:spacing w:before="120" w:line="240" w:lineRule="auto"/>
-        <w:contextualSpacing w:val="0"/>
-        <w:rPr>
-          <w:rFonts w:ascii="Times New Roman" w:hAnsi="Times New Roman" w:cs="Times New Roman"/>
+        <w:pStyle w:val="Ttulo1"/>
+        <w:rPr>
           <w:b/>
           <w:bCs/>
-          <w:color w:val="000000"/>
-          <w:sz w:val="28"/>
-          <w:szCs w:val="28"/>
         </w:rPr>
       </w:pPr>
       <w:r>
-        <w:rPr>
-          <w:rFonts w:ascii="Times New Roman" w:hAnsi="Times New Roman" w:cs="Times New Roman"/>
-          <w:color w:val="000000"/>
-          <w:sz w:val="28"/>
-          <w:szCs w:val="28"/>
-        </w:rPr>
-        <w:t>Reina em mim</w:t>
+        <w:t>REINA EM MIM</w:t>
       </w:r>
     </w:p>
     <w:p>
       <w:pPr>
-        <w:pStyle w:val="PargrafodaLista"/>
-        <w:spacing w:after="120"/>
-        <w:ind w:left="862"/>
-        <w:contextualSpacing w:val="0"/>
-        <w:rPr>
-          <w:rFonts w:ascii="Times New Roman" w:hAnsi="Times New Roman" w:cs="Times New Roman"/>
-          <w:sz w:val="24"/>
-          <w:szCs w:val="24"/>
+        <w:rPr>
+          <w:rFonts w:ascii="Times New Roman" w:hAnsi="Times New Roman"/>
         </w:rPr>
       </w:pPr>
       <w:r>
         <w:rPr>
-          <w:rFonts w:ascii="Times New Roman" w:hAnsi="Times New Roman" w:cs="Times New Roman"/>
-          <w:sz w:val="24"/>
-          <w:szCs w:val="24"/>
+          <w:rFonts w:ascii="Times New Roman" w:hAnsi="Times New Roman"/>
         </w:rPr>
         <w:t>Sobre toda a terra</w:t>
       </w:r>
       <w:r>
         <w:rPr>
-          <w:rFonts w:ascii="Times New Roman" w:hAnsi="Times New Roman" w:cs="Times New Roman"/>
-          <w:sz w:val="24"/>
-          <w:szCs w:val="24"/>
+          <w:rFonts w:ascii="Times New Roman" w:hAnsi="Times New Roman"/>
         </w:rPr>
         <w:t xml:space="preserve"> </w:t>
       </w:r>
       <w:r>
         <w:rPr>
-          <w:rFonts w:ascii="Times New Roman" w:hAnsi="Times New Roman" w:cs="Times New Roman"/>
-          <w:sz w:val="24"/>
-          <w:szCs w:val="24"/>
+          <w:rFonts w:ascii="Times New Roman" w:hAnsi="Times New Roman"/>
         </w:rPr>
         <w:t>T</w:t>
       </w:r>
       <w:r>
         <w:rPr>
-          <w:rFonts w:ascii="Times New Roman" w:hAnsi="Times New Roman" w:cs="Times New Roman"/>
-          <w:sz w:val="24"/>
-          <w:szCs w:val="24"/>
+          <w:rFonts w:ascii="Times New Roman" w:hAnsi="Times New Roman"/>
         </w:rPr>
         <w:t>u és o rei</w:t>
       </w:r>
       <w:r>
         <w:rPr>
-          <w:rFonts w:ascii="Times New Roman" w:hAnsi="Times New Roman" w:cs="Times New Roman"/>
-          <w:sz w:val="24"/>
-          <w:szCs w:val="24"/>
+          <w:rFonts w:ascii="Times New Roman" w:hAnsi="Times New Roman"/>
         </w:rPr>
         <w:br/>
         <w:t>sobre as montanhas</w:t>
       </w:r>
       <w:r>
         <w:rPr>
-          <w:rFonts w:ascii="Times New Roman" w:hAnsi="Times New Roman" w:cs="Times New Roman"/>
-          <w:sz w:val="24"/>
-          <w:szCs w:val="24"/>
+          <w:rFonts w:ascii="Times New Roman" w:hAnsi="Times New Roman"/>
         </w:rPr>
         <w:t xml:space="preserve"> </w:t>
       </w:r>
       <w:r>
         <w:rPr>
-          <w:rFonts w:ascii="Times New Roman" w:hAnsi="Times New Roman" w:cs="Times New Roman"/>
-          <w:sz w:val="24"/>
-          <w:szCs w:val="24"/>
+          <w:rFonts w:ascii="Times New Roman" w:hAnsi="Times New Roman"/>
         </w:rPr>
         <w:t>e o pôr-do-sol</w:t>
       </w:r>
     </w:p>
     <w:p>
       <w:pPr>
-        <w:pStyle w:val="PargrafodaLista"/>
-        <w:spacing w:after="120"/>
-        <w:ind w:left="862"/>
-        <w:contextualSpacing w:val="0"/>
-        <w:rPr>
-          <w:rFonts w:ascii="Times New Roman" w:hAnsi="Times New Roman" w:cs="Times New Roman"/>
-          <w:sz w:val="24"/>
-          <w:szCs w:val="24"/>
+        <w:rPr>
+          <w:rFonts w:ascii="Times New Roman" w:hAnsi="Times New Roman"/>
         </w:rPr>
       </w:pPr>
       <w:r>
         <w:rPr>
-          <w:rFonts w:ascii="Times New Roman" w:hAnsi="Times New Roman" w:cs="Times New Roman"/>
-          <w:sz w:val="24"/>
-          <w:szCs w:val="24"/>
+          <w:rFonts w:ascii="Times New Roman" w:hAnsi="Times New Roman"/>
         </w:rPr>
         <w:t>Uma coisa só</w:t>
       </w:r>
       <w:r>
         <w:rPr>
-          <w:rFonts w:ascii="Times New Roman" w:hAnsi="Times New Roman" w:cs="Times New Roman"/>
-          <w:sz w:val="24"/>
-          <w:szCs w:val="24"/>
+          <w:rFonts w:ascii="Times New Roman" w:hAnsi="Times New Roman"/>
         </w:rPr>
         <w:t xml:space="preserve"> </w:t>
       </w:r>
       <w:r>
         <w:rPr>
-          <w:rFonts w:ascii="Times New Roman" w:hAnsi="Times New Roman" w:cs="Times New Roman"/>
-          <w:sz w:val="24"/>
-          <w:szCs w:val="24"/>
+          <w:rFonts w:ascii="Times New Roman" w:hAnsi="Times New Roman"/>
         </w:rPr>
         <w:t>meu desejo é:</w:t>
       </w:r>
       <w:r>
         <w:rPr>
-          <w:rFonts w:ascii="Times New Roman" w:hAnsi="Times New Roman" w:cs="Times New Roman"/>
-          <w:sz w:val="24"/>
-          <w:szCs w:val="24"/>
+          <w:rFonts w:ascii="Times New Roman" w:hAnsi="Times New Roman"/>
         </w:rPr>
         <w:br/>
         <w:t xml:space="preserve">vem reinar, </w:t>
       </w:r>
       <w:r>
         <w:rPr>
-          <w:rFonts w:ascii="Times New Roman" w:hAnsi="Times New Roman" w:cs="Times New Roman"/>
-          <w:sz w:val="24"/>
-          <w:szCs w:val="24"/>
+          <w:rFonts w:ascii="Times New Roman" w:hAnsi="Times New Roman"/>
         </w:rPr>
         <w:t>S</w:t>
       </w:r>
       <w:r>
         <w:rPr>
-          <w:rFonts w:ascii="Times New Roman" w:hAnsi="Times New Roman" w:cs="Times New Roman"/>
-          <w:sz w:val="24"/>
-          <w:szCs w:val="24"/>
+          <w:rFonts w:ascii="Times New Roman" w:hAnsi="Times New Roman"/>
         </w:rPr>
         <w:t>enhor, em mim!</w:t>
       </w:r>
     </w:p>
     <w:p>
       <w:pPr>
-        <w:pStyle w:val="PargrafodaLista"/>
-        <w:spacing w:after="120"/>
-        <w:ind w:left="862"/>
-        <w:contextualSpacing w:val="0"/>
-        <w:rPr>
-          <w:rFonts w:ascii="Times New Roman" w:hAnsi="Times New Roman" w:cs="Times New Roman"/>
+        <w:rPr>
+          <w:rFonts w:ascii="Times New Roman" w:hAnsi="Times New Roman"/>
           <w:b/>
           <w:bCs/>
           <w:i/>
           <w:iCs/>
-          <w:sz w:val="24"/>
-          <w:szCs w:val="24"/>
         </w:rPr>
       </w:pPr>
       <w:r>
         <w:rPr>
-          <w:rFonts w:ascii="Times New Roman" w:hAnsi="Times New Roman" w:cs="Times New Roman"/>
+          <w:rFonts w:ascii="Times New Roman" w:hAnsi="Times New Roman"/>
           <w:b/>
           <w:bCs/>
           <w:i/>
           <w:iCs/>
-          <w:sz w:val="24"/>
-          <w:szCs w:val="24"/>
         </w:rPr>
         <w:t xml:space="preserve">Reina em mim com o </w:t>
       </w:r>
       <w:r>
         <w:rPr>
-          <w:rFonts w:ascii="Times New Roman" w:hAnsi="Times New Roman" w:cs="Times New Roman"/>
+          <w:rFonts w:ascii="Times New Roman" w:hAnsi="Times New Roman"/>
           <w:b/>
           <w:bCs/>
           <w:i/>
           <w:iCs/>
-          <w:sz w:val="24"/>
-          <w:szCs w:val="24"/>
         </w:rPr>
         <w:t>T</w:t>
       </w:r>
       <w:r>
         <w:rPr>
-          <w:rFonts w:ascii="Times New Roman" w:hAnsi="Times New Roman" w:cs="Times New Roman"/>
+          <w:rFonts w:ascii="Times New Roman" w:hAnsi="Times New Roman"/>
           <w:b/>
           <w:bCs/>
           <w:i/>
           <w:iCs/>
-          <w:sz w:val="24"/>
-          <w:szCs w:val="24"/>
         </w:rPr>
         <w:t>eu poder</w:t>
       </w:r>
       <w:r>
         <w:rPr>
-          <w:rFonts w:ascii="Times New Roman" w:hAnsi="Times New Roman" w:cs="Times New Roman"/>
+          <w:rFonts w:ascii="Times New Roman" w:hAnsi="Times New Roman"/>
           <w:b/>
           <w:bCs/>
           <w:i/>
           <w:iCs/>
-          <w:sz w:val="24"/>
-          <w:szCs w:val="24"/>
         </w:rPr>
         <w:br/>
         <w:t>sobre a escuridão,</w:t>
       </w:r>
       <w:r>
         <w:rPr>
-          <w:rFonts w:ascii="Times New Roman" w:hAnsi="Times New Roman" w:cs="Times New Roman"/>
+          <w:rFonts w:ascii="Times New Roman" w:hAnsi="Times New Roman"/>
           <w:b/>
           <w:bCs/>
           <w:i/>
           <w:iCs/>
-          <w:sz w:val="24"/>
-          <w:szCs w:val="24"/>
         </w:rPr>
         <w:t xml:space="preserve"> </w:t>
       </w:r>
       <w:r>
         <w:rPr>
-          <w:rFonts w:ascii="Times New Roman" w:hAnsi="Times New Roman" w:cs="Times New Roman"/>
+          <w:rFonts w:ascii="Times New Roman" w:hAnsi="Times New Roman"/>
           <w:b/>
           <w:bCs/>
           <w:i/>
           <w:iCs/>
-          <w:sz w:val="24"/>
-          <w:szCs w:val="24"/>
         </w:rPr>
         <w:t>sobre os sonhos meus</w:t>
       </w:r>
-    </w:p>
-    <w:p>
-      <w:pPr>
-        <w:pStyle w:val="PargrafodaLista"/>
-        <w:spacing w:after="120"/>
-        <w:ind w:left="862"/>
-        <w:contextualSpacing w:val="0"/>
-        <w:rPr>
-          <w:rFonts w:ascii="Times New Roman" w:hAnsi="Times New Roman" w:cs="Times New Roman"/>
+      <w:r>
+        <w:rPr>
+          <w:rFonts w:ascii="Times New Roman" w:hAnsi="Times New Roman"/>
           <w:b/>
           <w:bCs/>
           <w:i/>
           <w:iCs/>
-          <w:sz w:val="24"/>
-          <w:szCs w:val="24"/>
-        </w:rPr>
-      </w:pPr>
-      <w:r>
-        <w:rPr>
-          <w:rFonts w:ascii="Times New Roman" w:hAnsi="Times New Roman" w:cs="Times New Roman"/>
+        </w:rPr>
+        <w:br/>
+      </w:r>
+      <w:r>
+        <w:rPr>
+          <w:rFonts w:ascii="Times New Roman" w:hAnsi="Times New Roman"/>
           <w:b/>
           <w:bCs/>
           <w:i/>
           <w:iCs/>
-          <w:sz w:val="24"/>
-          <w:szCs w:val="24"/>
         </w:rPr>
         <w:t>Tu és o senhor</w:t>
       </w:r>
       <w:r>
         <w:rPr>
-          <w:rFonts w:ascii="Times New Roman" w:hAnsi="Times New Roman" w:cs="Times New Roman"/>
+          <w:rFonts w:ascii="Times New Roman" w:hAnsi="Times New Roman"/>
           <w:b/>
           <w:bCs/>
           <w:i/>
           <w:iCs/>
-          <w:sz w:val="24"/>
-          <w:szCs w:val="24"/>
         </w:rPr>
         <w:t xml:space="preserve"> </w:t>
       </w:r>
       <w:r>
         <w:rPr>
-          <w:rFonts w:ascii="Times New Roman" w:hAnsi="Times New Roman" w:cs="Times New Roman"/>
+          <w:rFonts w:ascii="Times New Roman" w:hAnsi="Times New Roman"/>
           <w:b/>
           <w:bCs/>
           <w:i/>
           <w:iCs/>
-          <w:sz w:val="24"/>
-          <w:szCs w:val="24"/>
         </w:rPr>
         <w:t>de tudo o que sou</w:t>
       </w:r>
       <w:r>
         <w:rPr>
-          <w:rFonts w:ascii="Times New Roman" w:hAnsi="Times New Roman" w:cs="Times New Roman"/>
+          <w:rFonts w:ascii="Times New Roman" w:hAnsi="Times New Roman"/>
           <w:b/>
           <w:bCs/>
           <w:i/>
           <w:iCs/>
-          <w:sz w:val="24"/>
-          <w:szCs w:val="24"/>
         </w:rPr>
         <w:br/>
         <w:t xml:space="preserve">vem reinar em mim, </w:t>
       </w:r>
       <w:r>
         <w:rPr>
-          <w:rFonts w:ascii="Times New Roman" w:hAnsi="Times New Roman" w:cs="Times New Roman"/>
+          <w:rFonts w:ascii="Times New Roman" w:hAnsi="Times New Roman"/>
           <w:b/>
           <w:bCs/>
           <w:i/>
           <w:iCs/>
-          <w:sz w:val="24"/>
-          <w:szCs w:val="24"/>
         </w:rPr>
         <w:t>S</w:t>
       </w:r>
       <w:r>
         <w:rPr>
-          <w:rFonts w:ascii="Times New Roman" w:hAnsi="Times New Roman" w:cs="Times New Roman"/>
+          <w:rFonts w:ascii="Times New Roman" w:hAnsi="Times New Roman"/>
           <w:b/>
           <w:bCs/>
           <w:i/>
           <w:iCs/>
-          <w:sz w:val="24"/>
-          <w:szCs w:val="24"/>
         </w:rPr>
         <w:t>enhor!</w:t>
       </w:r>
     </w:p>
     <w:p>
       <w:pPr>
-        <w:pStyle w:val="PargrafodaLista"/>
-        <w:spacing w:after="120"/>
-        <w:ind w:left="862"/>
-        <w:contextualSpacing w:val="0"/>
-        <w:rPr>
-          <w:rFonts w:ascii="Times New Roman" w:hAnsi="Times New Roman" w:cs="Times New Roman"/>
-          <w:sz w:val="24"/>
-          <w:szCs w:val="24"/>
+        <w:rPr>
+          <w:rFonts w:ascii="Times New Roman" w:hAnsi="Times New Roman"/>
         </w:rPr>
       </w:pPr>
       <w:r>
         <w:rPr>
-          <w:rFonts w:ascii="Times New Roman" w:hAnsi="Times New Roman" w:cs="Times New Roman"/>
-          <w:sz w:val="24"/>
-          <w:szCs w:val="24"/>
+          <w:rFonts w:ascii="Times New Roman" w:hAnsi="Times New Roman"/>
         </w:rPr>
         <w:t>Sobre o meu pensar,</w:t>
       </w:r>
       <w:r>
         <w:rPr>
-          <w:rFonts w:ascii="Times New Roman" w:hAnsi="Times New Roman" w:cs="Times New Roman"/>
-          <w:sz w:val="24"/>
-          <w:szCs w:val="24"/>
+          <w:rFonts w:ascii="Times New Roman" w:hAnsi="Times New Roman"/>
         </w:rPr>
         <w:t xml:space="preserve"> </w:t>
       </w:r>
       <w:r>
         <w:rPr>
-          <w:rFonts w:ascii="Times New Roman" w:hAnsi="Times New Roman" w:cs="Times New Roman"/>
-          <w:sz w:val="24"/>
-          <w:szCs w:val="24"/>
+          <w:rFonts w:ascii="Times New Roman" w:hAnsi="Times New Roman"/>
         </w:rPr>
         <w:t>tudo o que eu falar</w:t>
       </w:r>
       <w:r>
         <w:rPr>
-          <w:rFonts w:ascii="Times New Roman" w:hAnsi="Times New Roman" w:cs="Times New Roman"/>
-          <w:sz w:val="24"/>
-          <w:szCs w:val="24"/>
+          <w:rFonts w:ascii="Times New Roman" w:hAnsi="Times New Roman"/>
         </w:rPr>
         <w:br/>
         <w:t xml:space="preserve">faz-me refletir a beleza que há em </w:t>
       </w:r>
       <w:r>
         <w:rPr>
-          <w:rFonts w:ascii="Times New Roman" w:hAnsi="Times New Roman" w:cs="Times New Roman"/>
-          <w:sz w:val="24"/>
-          <w:szCs w:val="24"/>
+          <w:rFonts w:ascii="Times New Roman" w:hAnsi="Times New Roman"/>
         </w:rPr>
         <w:t>T</w:t>
       </w:r>
       <w:r>
         <w:rPr>
-          <w:rFonts w:ascii="Times New Roman" w:hAnsi="Times New Roman" w:cs="Times New Roman"/>
-          <w:sz w:val="24"/>
-          <w:szCs w:val="24"/>
+          <w:rFonts w:ascii="Times New Roman" w:hAnsi="Times New Roman"/>
         </w:rPr>
         <w:t>i</w:t>
       </w:r>
     </w:p>
     <w:p>
       <w:pPr>
-        <w:pStyle w:val="PargrafodaLista"/>
-        <w:spacing w:after="120"/>
-        <w:ind w:left="862"/>
-        <w:contextualSpacing w:val="0"/>
-        <w:rPr>
-          <w:rFonts w:ascii="Times New Roman" w:hAnsi="Times New Roman" w:cs="Times New Roman"/>
-          <w:sz w:val="24"/>
-          <w:szCs w:val="24"/>
+        <w:rPr>
+          <w:rFonts w:ascii="Times New Roman" w:hAnsi="Times New Roman"/>
         </w:rPr>
       </w:pPr>
       <w:r>
         <w:rPr>
-          <w:rFonts w:ascii="Times New Roman" w:hAnsi="Times New Roman" w:cs="Times New Roman"/>
-          <w:sz w:val="24"/>
-          <w:szCs w:val="24"/>
+          <w:rFonts w:ascii="Times New Roman" w:hAnsi="Times New Roman"/>
         </w:rPr>
         <w:t>Tu és para mim</w:t>
       </w:r>
       <w:r>
         <w:rPr>
-          <w:rFonts w:ascii="Times New Roman" w:hAnsi="Times New Roman" w:cs="Times New Roman"/>
-          <w:sz w:val="24"/>
-          <w:szCs w:val="24"/>
+          <w:rFonts w:ascii="Times New Roman" w:hAnsi="Times New Roman"/>
         </w:rPr>
         <w:t xml:space="preserve"> </w:t>
       </w:r>
       <w:r>
         <w:rPr>
-          <w:rFonts w:ascii="Times New Roman" w:hAnsi="Times New Roman" w:cs="Times New Roman"/>
-          <w:sz w:val="24"/>
-          <w:szCs w:val="24"/>
+          <w:rFonts w:ascii="Times New Roman" w:hAnsi="Times New Roman"/>
         </w:rPr>
         <w:t>mais que tudo aqui</w:t>
       </w:r>
       <w:r>
         <w:rPr>
-          <w:rFonts w:ascii="Times New Roman" w:hAnsi="Times New Roman" w:cs="Times New Roman"/>
-          <w:sz w:val="24"/>
-          <w:szCs w:val="24"/>
+          <w:rFonts w:ascii="Times New Roman" w:hAnsi="Times New Roman"/>
         </w:rPr>
         <w:br/>
         <w:t xml:space="preserve">vem reinar, </w:t>
       </w:r>
       <w:r>
         <w:rPr>
-          <w:rFonts w:ascii="Times New Roman" w:hAnsi="Times New Roman" w:cs="Times New Roman"/>
-          <w:sz w:val="24"/>
-          <w:szCs w:val="24"/>
+          <w:rFonts w:ascii="Times New Roman" w:hAnsi="Times New Roman"/>
         </w:rPr>
         <w:t>S</w:t>
       </w:r>
       <w:r>
         <w:rPr>
-          <w:rFonts w:ascii="Times New Roman" w:hAnsi="Times New Roman" w:cs="Times New Roman"/>
-          <w:sz w:val="24"/>
-          <w:szCs w:val="24"/>
+          <w:rFonts w:ascii="Times New Roman" w:hAnsi="Times New Roman"/>
         </w:rPr>
         <w:t>enhor, em mim</w:t>
       </w:r>
     </w:p>
     <w:p>
       <w:pPr>
-        <w:pStyle w:val="PargrafodaLista"/>
-        <w:spacing w:after="120"/>
-        <w:ind w:left="862"/>
-        <w:contextualSpacing w:val="0"/>
-        <w:rPr>
-          <w:rFonts w:ascii="Times New Roman" w:hAnsi="Times New Roman" w:cs="Times New Roman"/>
-          <w:sz w:val="24"/>
-          <w:szCs w:val="24"/>
+        <w:rPr>
+          <w:rFonts w:ascii="Times New Roman" w:hAnsi="Times New Roman"/>
         </w:rPr>
       </w:pPr>
       <w:r>
         <w:rPr>
-          <w:rFonts w:ascii="Times New Roman" w:hAnsi="Times New Roman" w:cs="Times New Roman"/>
-          <w:sz w:val="24"/>
-          <w:szCs w:val="24"/>
-        </w:rPr>
-        <w:t xml:space="preserve">Reina em mim com o </w:t>
-      </w:r>
-      <w:r>
-        <w:rPr>
-          <w:rFonts w:ascii="Times New Roman" w:hAnsi="Times New Roman" w:cs="Times New Roman"/>
-          <w:sz w:val="24"/>
-          <w:szCs w:val="24"/>
-        </w:rPr>
-        <w:t>T</w:t>
-      </w:r>
-      <w:r>
-        <w:rPr>
-          <w:rFonts w:ascii="Times New Roman" w:hAnsi="Times New Roman" w:cs="Times New Roman"/>
-          <w:sz w:val="24"/>
-          <w:szCs w:val="24"/>
-        </w:rPr>
-        <w:t>eu poder</w:t>
-      </w:r>
-      <w:r>
-        <w:rPr>
-          <w:rFonts w:ascii="Times New Roman" w:hAnsi="Times New Roman" w:cs="Times New Roman"/>
-          <w:sz w:val="24"/>
-          <w:szCs w:val="24"/>
+          <w:rFonts w:ascii="Times New Roman" w:hAnsi="Times New Roman"/>
+        </w:rPr>
+        <w:t>Reina em mim com o Teu poder</w:t>
+      </w:r>
+      <w:r>
+        <w:rPr>
+          <w:rFonts w:ascii="Times New Roman" w:hAnsi="Times New Roman"/>
         </w:rPr>
         <w:br/>
         <w:t>sobre a escuridão,</w:t>
       </w:r>
       <w:r>
         <w:rPr>
-          <w:rFonts w:ascii="Times New Roman" w:hAnsi="Times New Roman" w:cs="Times New Roman"/>
-          <w:sz w:val="24"/>
-          <w:szCs w:val="24"/>
+          <w:rFonts w:ascii="Times New Roman" w:hAnsi="Times New Roman"/>
         </w:rPr>
         <w:t xml:space="preserve"> </w:t>
       </w:r>
       <w:r>
         <w:rPr>
-          <w:rFonts w:ascii="Times New Roman" w:hAnsi="Times New Roman" w:cs="Times New Roman"/>
-          <w:sz w:val="24"/>
-          <w:szCs w:val="24"/>
+          <w:rFonts w:ascii="Times New Roman" w:hAnsi="Times New Roman"/>
         </w:rPr>
         <w:t>sobre os sonhos meus</w:t>
       </w:r>
     </w:p>
     <w:p>
       <w:pPr>
-        <w:pStyle w:val="PargrafodaLista"/>
-        <w:spacing w:after="120"/>
-        <w:ind w:left="862"/>
-        <w:contextualSpacing w:val="0"/>
-        <w:rPr>
-          <w:rFonts w:ascii="Times New Roman" w:hAnsi="Times New Roman" w:cs="Times New Roman"/>
-          <w:sz w:val="24"/>
-          <w:szCs w:val="24"/>
+        <w:rPr>
+          <w:rFonts w:ascii="Times New Roman" w:hAnsi="Times New Roman"/>
         </w:rPr>
       </w:pPr>
       <w:r>
         <w:rPr>
-          <w:rFonts w:ascii="Times New Roman" w:hAnsi="Times New Roman" w:cs="Times New Roman"/>
-          <w:sz w:val="24"/>
-          <w:szCs w:val="24"/>
-        </w:rPr>
-        <w:t xml:space="preserve">Tu és o </w:t>
-      </w:r>
-      <w:r>
-        <w:rPr>
-          <w:rFonts w:ascii="Times New Roman" w:hAnsi="Times New Roman" w:cs="Times New Roman"/>
-          <w:sz w:val="24"/>
-          <w:szCs w:val="24"/>
-        </w:rPr>
-        <w:t>S</w:t>
-      </w:r>
-      <w:r>
-        <w:rPr>
-          <w:rFonts w:ascii="Times New Roman" w:hAnsi="Times New Roman" w:cs="Times New Roman"/>
-          <w:sz w:val="24"/>
-          <w:szCs w:val="24"/>
-        </w:rPr>
-        <w:t>enhor</w:t>
-      </w:r>
-      <w:r>
-        <w:rPr>
-          <w:rFonts w:ascii="Times New Roman" w:hAnsi="Times New Roman" w:cs="Times New Roman"/>
-          <w:sz w:val="24"/>
-          <w:szCs w:val="24"/>
+          <w:rFonts w:ascii="Times New Roman" w:hAnsi="Times New Roman"/>
+        </w:rPr>
+        <w:t>Tu és o Senhor</w:t>
+      </w:r>
+      <w:r>
+        <w:rPr>
+          <w:rFonts w:ascii="Times New Roman" w:hAnsi="Times New Roman"/>
         </w:rPr>
         <w:t xml:space="preserve"> </w:t>
       </w:r>
       <w:r>
         <w:rPr>
-          <w:rFonts w:ascii="Times New Roman" w:hAnsi="Times New Roman" w:cs="Times New Roman"/>
-          <w:sz w:val="24"/>
-          <w:szCs w:val="24"/>
+          <w:rFonts w:ascii="Times New Roman" w:hAnsi="Times New Roman"/>
         </w:rPr>
         <w:t>de tudo o que sou</w:t>
       </w:r>
       <w:r>
         <w:rPr>
-          <w:rFonts w:ascii="Times New Roman" w:hAnsi="Times New Roman" w:cs="Times New Roman"/>
-          <w:sz w:val="24"/>
-          <w:szCs w:val="24"/>
+          <w:rFonts w:ascii="Times New Roman" w:hAnsi="Times New Roman"/>
         </w:rPr>
         <w:br/>
-        <w:t xml:space="preserve">vem reinar em mim, </w:t>
-      </w:r>
-      <w:r>
-        <w:rPr>
-          <w:rFonts w:ascii="Times New Roman" w:hAnsi="Times New Roman" w:cs="Times New Roman"/>
-          <w:sz w:val="24"/>
-          <w:szCs w:val="24"/>
-        </w:rPr>
-        <w:t>S</w:t>
-      </w:r>
-      <w:r>
-        <w:rPr>
-          <w:rFonts w:ascii="Times New Roman" w:hAnsi="Times New Roman" w:cs="Times New Roman"/>
-          <w:sz w:val="24"/>
-          <w:szCs w:val="24"/>
-        </w:rPr>
-        <w:t>enhor!</w:t>
+        <w:t>vem reinar em mim, Senhor!</w:t>
       </w:r>
     </w:p>
     <w:p>
       <w:pPr>
-        <w:pStyle w:val="PargrafodaLista"/>
-        <w:spacing w:after="120"/>
-        <w:ind w:left="862"/>
-        <w:contextualSpacing w:val="0"/>
-        <w:rPr>
-          <w:rFonts w:ascii="Times New Roman" w:hAnsi="Times New Roman" w:cs="Times New Roman"/>
+        <w:rPr>
+          <w:rFonts w:ascii="Times New Roman" w:hAnsi="Times New Roman"/>
           <w:b/>
           <w:bCs/>
           <w:i/>
           <w:iCs/>
-          <w:sz w:val="24"/>
-          <w:szCs w:val="24"/>
         </w:rPr>
       </w:pPr>
       <w:r>
         <w:rPr>
-          <w:rFonts w:ascii="Times New Roman" w:hAnsi="Times New Roman" w:cs="Times New Roman"/>
+          <w:rFonts w:ascii="Times New Roman" w:hAnsi="Times New Roman"/>
           <w:b/>
           <w:bCs/>
           <w:i/>
           <w:iCs/>
-          <w:sz w:val="24"/>
-          <w:szCs w:val="24"/>
         </w:rPr>
         <w:t>[</w:t>
       </w:r>
       <w:r>
         <w:rPr>
-          <w:rFonts w:ascii="Times New Roman" w:hAnsi="Times New Roman" w:cs="Times New Roman"/>
+          <w:rFonts w:ascii="Times New Roman" w:hAnsi="Times New Roman"/>
           <w:b/>
           <w:bCs/>
           <w:i/>
           <w:iCs/>
-          <w:sz w:val="24"/>
-          <w:szCs w:val="24"/>
         </w:rPr>
         <w:t>REFRÃO</w:t>
       </w:r>
       <w:r>
         <w:rPr>
-          <w:rFonts w:ascii="Times New Roman" w:hAnsi="Times New Roman" w:cs="Times New Roman"/>
+          <w:rFonts w:ascii="Times New Roman" w:hAnsi="Times New Roman"/>
           <w:b/>
           <w:bCs/>
           <w:i/>
           <w:iCs/>
-          <w:sz w:val="24"/>
-          <w:szCs w:val="24"/>
         </w:rPr>
         <w:t>]</w:t>
       </w:r>
     </w:p>
     <w:p>
       <w:pPr>
-        <w:pStyle w:val="PargrafodaLista"/>
-        <w:spacing w:after="120"/>
-        <w:ind w:left="862"/>
-        <w:contextualSpacing w:val="0"/>
-        <w:rPr>
-          <w:rFonts w:ascii="Times New Roman" w:hAnsi="Times New Roman" w:cs="Times New Roman"/>
-          <w:sz w:val="24"/>
-          <w:szCs w:val="24"/>
+        <w:rPr>
+          <w:rFonts w:ascii="Times New Roman" w:hAnsi="Times New Roman"/>
         </w:rPr>
       </w:pPr>
       <w:r>
         <w:rPr>
-          <w:rFonts w:ascii="Times New Roman" w:hAnsi="Times New Roman" w:cs="Times New Roman"/>
-          <w:sz w:val="24"/>
-          <w:szCs w:val="24"/>
+          <w:rFonts w:ascii="Times New Roman" w:hAnsi="Times New Roman"/>
         </w:rPr>
         <w:t>Vem reinar em mim,</w:t>
       </w:r>
       <w:r>
         <w:rPr>
-          <w:rFonts w:ascii="Times New Roman" w:hAnsi="Times New Roman" w:cs="Times New Roman"/>
-          <w:sz w:val="24"/>
-          <w:szCs w:val="24"/>
+          <w:rFonts w:ascii="Times New Roman" w:hAnsi="Times New Roman"/>
         </w:rPr>
         <w:t xml:space="preserve"> </w:t>
       </w:r>
       <w:r>
         <w:rPr>
-          <w:rFonts w:ascii="Times New Roman" w:hAnsi="Times New Roman" w:cs="Times New Roman"/>
-          <w:sz w:val="24"/>
-          <w:szCs w:val="24"/>
+          <w:rFonts w:ascii="Times New Roman" w:hAnsi="Times New Roman"/>
         </w:rPr>
         <w:t>S</w:t>
       </w:r>
       <w:r>
         <w:rPr>
-          <w:rFonts w:ascii="Times New Roman" w:hAnsi="Times New Roman" w:cs="Times New Roman"/>
-          <w:sz w:val="24"/>
-          <w:szCs w:val="24"/>
-        </w:rPr>
-        <w:t xml:space="preserve">enhor! [2 </w:t>
-      </w:r>
-      <w:r>
-        <w:rPr>
-          <w:rFonts w:ascii="Times New Roman" w:hAnsi="Times New Roman" w:cs="Times New Roman"/>
-          <w:sz w:val="24"/>
-          <w:szCs w:val="24"/>
-        </w:rPr>
-        <w:t>X</w:t>
-      </w:r>
-      <w:r>
-        <w:rPr>
-          <w:rFonts w:ascii="Times New Roman" w:hAnsi="Times New Roman" w:cs="Times New Roman"/>
-          <w:sz w:val="24"/>
-          <w:szCs w:val="24"/>
-        </w:rPr>
-        <w:t>]</w:t>
-      </w:r>
-    </w:p>
-    <w:p>
-      <w:pPr>
-        <w:pStyle w:val="PargrafodaLista"/>
-        <w:spacing w:after="120"/>
-        <w:ind w:left="862"/>
-        <w:contextualSpacing w:val="0"/>
-        <w:rPr>
-          <w:rFonts w:ascii="Times New Roman" w:hAnsi="Times New Roman" w:cs="Times New Roman"/>
-          <w:sz w:val="24"/>
-          <w:szCs w:val="24"/>
-        </w:rPr>
-      </w:pPr>
+          <w:rFonts w:ascii="Times New Roman" w:hAnsi="Times New Roman"/>
+        </w:rPr>
+        <w:t>enhor!</w:t>
+      </w:r>
+      <w:r>
+        <w:rPr>
+          <w:rFonts w:ascii="Times New Roman" w:hAnsi="Times New Roman"/>
+        </w:rPr>
+        <w:br/>
+      </w:r>
+      <w:r>
+        <w:rPr>
+          <w:rFonts w:ascii="Times New Roman" w:hAnsi="Times New Roman"/>
+        </w:rPr>
+        <w:t xml:space="preserve">Vem reinar em mim, Senhor! </w:t>
+      </w:r>
     </w:p>
     <w:sectPr>
       <w:pgSz w:w="11906" w:h="16838"/>
